--- a/output/docx/ru/BUFRCREX_CodeFlag_ru_03.docx
+++ b/output/docx/ru/BUFRCREX_CodeFlag_ru_03.docx
@@ -2949,7 +2949,7 @@
                 <w:b w:val="0"/>
                 <w:sz w:val="16"/>
               </w:rPr>
-              <w:t>Note 91: В дескрипторе 0 02 142 серийный номер/идентификация прибора для измерения озона имеет длину в 4 символа. Для японских приборов Добсона необходимо опускать первую(ые) цифру(ы).</w:t>
+              <w:t>Note CF91: Значение исключено. Вместо него следует использовать кодовую цифру 6.</w:t>
             </w:r>
           </w:p>
         </w:tc>
